--- a/ПЗ Томчук А.С..docx
+++ b/ПЗ Томчук А.С..docx
@@ -25,6 +25,29 @@
           <w:b/>
           <w:bCs/>
         </w:rPr>
+        <w:t xml:space="preserve"> </w:t>
+      </w:r>
+      <w:proofErr w:type="gramStart"/>
+      <w:r>
+        <w:rPr>
+          <w:b/>
+          <w:bCs/>
+        </w:rPr>
+        <w:t>потом</w:t>
+      </w:r>
+      <w:proofErr w:type="gramEnd"/>
+      <w:r>
+        <w:rPr>
+          <w:b/>
+          <w:bCs/>
+        </w:rPr>
+        <w:t xml:space="preserve"> а то</w:t>
+      </w:r>
+      <w:r>
+        <w:rPr>
+          <w:b/>
+          <w:bCs/>
+        </w:rPr>
         <w:t xml:space="preserve"> съезжает</w:t>
       </w:r>
     </w:p>
@@ -39,19 +62,313 @@
     </w:p>
     <w:p>
       <w:pPr>
+        <w:ind w:left="0" w:right="0" w:firstLine="720"/>
+        <w:jc w:val="center"/>
+      </w:pPr>
+      <w:r>
+        <w:rPr>
+          <w:b/>
+          <w:bCs/>
+        </w:rPr>
+        <w:lastRenderedPageBreak/>
+        <w:t>Р</w:t>
+      </w:r>
+      <w:r>
+        <w:t xml:space="preserve"> </w:t>
+      </w:r>
+      <w:r>
+        <w:rPr>
+          <w:b/>
+          <w:bCs/>
+        </w:rPr>
+        <w:t>Е</w:t>
+      </w:r>
+      <w:r>
+        <w:t xml:space="preserve"> </w:t>
+      </w:r>
+      <w:r>
+        <w:rPr>
+          <w:b/>
+          <w:bCs/>
+        </w:rPr>
+        <w:t>Ф</w:t>
+      </w:r>
+      <w:r>
+        <w:t xml:space="preserve"> </w:t>
+      </w:r>
+      <w:r>
+        <w:rPr>
+          <w:b/>
+          <w:bCs/>
+        </w:rPr>
+        <w:t>Е</w:t>
+      </w:r>
+      <w:r>
+        <w:t xml:space="preserve"> </w:t>
+      </w:r>
+      <w:r>
+        <w:rPr>
+          <w:b/>
+          <w:bCs/>
+        </w:rPr>
+        <w:t>Р</w:t>
+      </w:r>
+      <w:r>
+        <w:t xml:space="preserve"> </w:t>
+      </w:r>
+      <w:r>
+        <w:rPr>
+          <w:b/>
+          <w:bCs/>
+        </w:rPr>
+        <w:t>А</w:t>
+      </w:r>
+      <w:r>
+        <w:t xml:space="preserve"> </w:t>
+      </w:r>
+      <w:r>
+        <w:rPr>
+          <w:b/>
+          <w:bCs/>
+        </w:rPr>
+        <w:t>Т</w:t>
+      </w:r>
+    </w:p>
+    <w:p>
+      <w:pPr>
+        <w:ind w:left="0" w:right="0" w:firstLine="720"/>
+      </w:pPr>
+    </w:p>
+    <w:p>
+      <w:pPr>
+        <w:ind w:left="0" w:right="0" w:firstLine="720"/>
+      </w:pPr>
+      <w:r>
+        <w:t xml:space="preserve">Предметом дипломного проекта является разработка кроссплатформенного мобильного приложения для учёта </w:t>
+      </w:r>
+      <w:r>
+        <w:t xml:space="preserve">персональных </w:t>
+      </w:r>
+      <w:r>
+        <w:t>финансов.</w:t>
+      </w:r>
+    </w:p>
+    <w:p>
+      <w:pPr>
+        <w:ind w:left="0" w:right="0" w:firstLine="720"/>
+      </w:pPr>
+      <w:r>
+        <w:t xml:space="preserve">Объектом проектирования выступает программное средство, реализующее клиент-серверную архитектуру для </w:t>
+      </w:r>
+      <w:r>
+        <w:t xml:space="preserve">управления </w:t>
+      </w:r>
+      <w:r>
+        <w:t>и анализа финансовых данных пользователя.</w:t>
+      </w:r>
+    </w:p>
+    <w:p>
+      <w:pPr>
+        <w:ind w:left="0" w:right="0" w:firstLine="720"/>
+      </w:pPr>
+      <w:r>
+        <w:t>Цель дипломного проекта — создание удобного</w:t>
+      </w:r>
+      <w:r>
+        <w:t xml:space="preserve"> </w:t>
+      </w:r>
+      <w:r>
+        <w:t xml:space="preserve">и функционального мобильного приложения, </w:t>
+      </w:r>
+      <w:r>
+        <w:t>автоматизирующего</w:t>
+      </w:r>
+      <w:r>
+        <w:t xml:space="preserve"> </w:t>
+      </w:r>
+      <w:r>
+        <w:t>процессы учёта доходов и расходов, формирования аналитических отчётов и планирования бюджета на устройствах с различными операционными системами</w:t>
+      </w:r>
+      <w:r>
+        <w:t>.</w:t>
+      </w:r>
+    </w:p>
+    <w:p>
+      <w:pPr>
+        <w:ind w:left="0" w:right="0" w:firstLine="720"/>
+        <w:rPr>
+          <w:color w:val="EE0000"/>
+        </w:rPr>
+      </w:pPr>
+      <w:r>
+        <w:rPr>
+          <w:color w:val="000000" w:themeColor="text1"/>
+        </w:rPr>
+        <w:t xml:space="preserve">В ходе работы были изучены современные подходы к </w:t>
+      </w:r>
+      <w:r>
+        <w:rPr>
+          <w:color w:val="000000" w:themeColor="text1"/>
+        </w:rPr>
+        <w:t xml:space="preserve">мобильной </w:t>
+      </w:r>
+      <w:r>
+        <w:rPr>
+          <w:color w:val="000000" w:themeColor="text1"/>
+        </w:rPr>
+        <w:t>разработке</w:t>
+      </w:r>
+      <w:r>
+        <w:rPr>
+          <w:color w:val="000000" w:themeColor="text1"/>
+        </w:rPr>
+        <w:t>,</w:t>
+      </w:r>
+      <w:r>
+        <w:rPr>
+          <w:color w:val="000000" w:themeColor="text1"/>
+        </w:rPr>
+        <w:t xml:space="preserve"> </w:t>
+      </w:r>
+      <w:r>
+        <w:rPr>
+          <w:color w:val="000000" w:themeColor="text1"/>
+        </w:rPr>
+        <w:t xml:space="preserve">проведён анализ существующих решений в </w:t>
+      </w:r>
+      <w:r>
+        <w:rPr>
+          <w:color w:val="000000" w:themeColor="text1"/>
+        </w:rPr>
+        <w:t xml:space="preserve">сфере </w:t>
+      </w:r>
+      <w:r>
+        <w:rPr>
+          <w:color w:val="000000" w:themeColor="text1"/>
+        </w:rPr>
+        <w:t>финансового учёта, а также определён набор ключевых функций, необходимых для эффективного использования приложения.</w:t>
+      </w:r>
+    </w:p>
+    <w:p>
+      <w:pPr>
+        <w:ind w:left="0" w:right="0" w:firstLine="720"/>
+      </w:pPr>
+      <w:r>
+        <w:t xml:space="preserve">Для реализации программного средства были выбраны и обоснованы наиболее подходящие технологии, такие как: </w:t>
+      </w:r>
+      <w:proofErr w:type="spellStart"/>
+      <w:r>
+        <w:t>Flutter</w:t>
+      </w:r>
+      <w:proofErr w:type="spellEnd"/>
+      <w:r>
+        <w:t xml:space="preserve"> Framework (</w:t>
+      </w:r>
+      <w:proofErr w:type="spellStart"/>
+      <w:r>
+        <w:t>Dart</w:t>
+      </w:r>
+      <w:proofErr w:type="spellEnd"/>
+      <w:r>
+        <w:t xml:space="preserve"> 3.0+) для кроссплатформенной разработки под </w:t>
+      </w:r>
+      <w:proofErr w:type="spellStart"/>
+      <w:r>
+        <w:t>Android</w:t>
+      </w:r>
+      <w:proofErr w:type="spellEnd"/>
+      <w:r>
+        <w:t xml:space="preserve"> и </w:t>
+      </w:r>
+      <w:proofErr w:type="spellStart"/>
+      <w:r>
+        <w:t>iOS</w:t>
+      </w:r>
+      <w:proofErr w:type="spellEnd"/>
+      <w:r>
+        <w:t xml:space="preserve">, архитектурный подход </w:t>
+      </w:r>
+      <w:proofErr w:type="spellStart"/>
+      <w:r>
+        <w:t>Clean</w:t>
+      </w:r>
+      <w:proofErr w:type="spellEnd"/>
+      <w:r>
+        <w:t xml:space="preserve"> Architecture и паттерн </w:t>
+      </w:r>
+      <w:proofErr w:type="spellStart"/>
+      <w:r>
+        <w:t>BLoC</w:t>
+      </w:r>
+      <w:proofErr w:type="spellEnd"/>
+      <w:r>
+        <w:t xml:space="preserve"> для управления состоянием. В качестве систем хранения данных используются </w:t>
+      </w:r>
+      <w:proofErr w:type="spellStart"/>
+      <w:r>
+        <w:t>SQLite</w:t>
+      </w:r>
+      <w:proofErr w:type="spellEnd"/>
+      <w:r>
+        <w:t xml:space="preserve">. Для визуализации аналитических данных применяются библиотеки </w:t>
+      </w:r>
+      <w:proofErr w:type="spellStart"/>
+      <w:r>
+        <w:t>Syncfusion</w:t>
+      </w:r>
+      <w:proofErr w:type="spellEnd"/>
+      <w:r>
+        <w:t xml:space="preserve"> </w:t>
+      </w:r>
+      <w:proofErr w:type="spellStart"/>
+      <w:r>
+        <w:t>Charts</w:t>
+      </w:r>
+      <w:proofErr w:type="spellEnd"/>
+      <w:r>
+        <w:t xml:space="preserve"> и </w:t>
+      </w:r>
+      <w:proofErr w:type="spellStart"/>
+      <w:r>
+        <w:t>flutter_svg</w:t>
+      </w:r>
+      <w:proofErr w:type="spellEnd"/>
+      <w:r>
+        <w:t>, а для обеспечения безопасности — SHA-256 хеширование.</w:t>
+      </w:r>
+    </w:p>
+    <w:p>
+      <w:pPr>
+        <w:ind w:left="0" w:right="0" w:firstLine="720"/>
+      </w:pPr>
+      <w:r>
+        <w:t>Разработанное приложение включает модули аутентификации, учёта транзакций, аналитики, бюджетирования и управления категориями. Система поддерживает локальное хранение данных, что гарантирует конфиденциальность и автономность работы пользователя.</w:t>
+      </w:r>
+    </w:p>
+    <w:p>
+      <w:pPr>
+        <w:ind w:left="0" w:right="0" w:firstLine="720"/>
+      </w:pPr>
+      <w:r>
+        <w:t>В разделе технико-экономического обоснования были произведены расчеты затрат, связанных с реализацией проекта, а также рентабельность разработки проекта, которое показывает, что создание данного приложения является целесообразным и востребованным решением для широкого круга пользователей, стремящихся к эффективному управлению своими финансами и финансовой дисциплине.</w:t>
+      </w:r>
+    </w:p>
+    <w:p>
+      <w:pPr>
+        <w:ind w:left="0" w:right="0" w:firstLine="720"/>
+      </w:pPr>
+      <w:r>
+        <w:rPr>
+          <w:szCs w:val="28"/>
+        </w:rPr>
+        <w:t>Разработанное мобильное приложение может быть использовано для личного финансового контроля, а также интегрировано в более крупные системы управления финансами.</w:t>
+      </w:r>
+    </w:p>
+    <w:p>
+      <w:pPr>
         <w:pStyle w:val="a4"/>
-        <w:ind w:left="2160" w:firstLine="720"/>
-      </w:pPr>
-      <w:r>
-        <w:lastRenderedPageBreak/>
-        <w:t>Тут реферат</w:t>
-      </w:r>
-    </w:p>
-    <w:p>
-      <w:pPr>
-        <w:pStyle w:val="a4"/>
-        <w:ind w:left="0" w:firstLine="0"/>
-        <w:jc w:val="center"/>
+        <w:spacing w:line="240" w:lineRule="auto"/>
+        <w:ind w:left="0" w:right="0" w:firstLine="720"/>
       </w:pPr>
     </w:p>
     <w:p>
@@ -2918,9 +3235,6 @@
       <w:pPr>
         <w:pStyle w:val="1"/>
         <w:ind w:left="0" w:firstLine="0"/>
-        <w:rPr>
-          <w:lang w:val="en-US"/>
-        </w:rPr>
       </w:pPr>
       <w:bookmarkStart w:id="0" w:name="_Toc216021272"/>
       <w:r>
@@ -12496,19 +12810,7 @@
         <w:rPr>
           <w:szCs w:val="28"/>
         </w:rPr>
-        <w:t xml:space="preserve"> (рисунок 3.</w:t>
-      </w:r>
-      <w:r>
-        <w:rPr>
-          <w:szCs w:val="28"/>
-        </w:rPr>
-        <w:t>2</w:t>
-      </w:r>
-      <w:r>
-        <w:rPr>
-          <w:szCs w:val="28"/>
-        </w:rPr>
-        <w:t>)</w:t>
+        <w:t xml:space="preserve"> (рисунок 3.2)</w:t>
       </w:r>
       <w:r>
         <w:rPr>
@@ -12612,19 +12914,7 @@
         <w:rPr>
           <w:szCs w:val="28"/>
         </w:rPr>
-        <w:t>Рисунок 3.</w:t>
-      </w:r>
-      <w:r>
-        <w:rPr>
-          <w:szCs w:val="28"/>
-        </w:rPr>
-        <w:t>2</w:t>
-      </w:r>
-      <w:r>
-        <w:rPr>
-          <w:szCs w:val="28"/>
-        </w:rPr>
-        <w:t xml:space="preserve"> </w:t>
+        <w:t xml:space="preserve">Рисунок 3.2 </w:t>
       </w:r>
       <w:r>
         <w:rPr>
@@ -15791,6 +16081,7 @@
             </w:pPr>
             <w:proofErr w:type="spellStart"/>
             <w:r>
+              <w:lastRenderedPageBreak/>
               <w:t>category_id</w:t>
             </w:r>
             <w:proofErr w:type="spellEnd"/>
@@ -36977,14 +37268,7 @@
                     <w:rFonts w:ascii="Cambria Math" w:eastAsia="Cambria Math" w:hAnsi="Cambria Math" w:cs="Cambria Math"/>
                     <w:color w:val="000000"/>
                   </w:rPr>
-                  <m:t>=</m:t>
-                </m:r>
-                <m:r>
-                  <w:rPr>
-                    <w:rFonts w:ascii="Cambria Math" w:eastAsia="Cambria Math" w:hAnsi="Cambria Math" w:cs="Cambria Math"/>
-                    <w:color w:val="000000"/>
-                  </w:rPr>
-                  <m:t xml:space="preserve"> </m:t>
+                  <m:t xml:space="preserve">= </m:t>
                 </m:r>
                 <m:f>
                   <m:fPr>
@@ -37370,14 +37654,7 @@
               <w:rFonts w:ascii="Cambria Math" w:eastAsia="Cambria Math" w:hAnsi="Cambria Math" w:cs="Cambria Math"/>
               <w:color w:val="000000"/>
             </w:rPr>
-            <m:t>=</m:t>
-          </m:r>
-          <m:r>
-            <w:rPr>
-              <w:rFonts w:ascii="Cambria Math" w:eastAsia="Cambria Math" w:hAnsi="Cambria Math" w:cs="Cambria Math"/>
-              <w:color w:val="000000"/>
-            </w:rPr>
-            <m:t xml:space="preserve"> </m:t>
+            <m:t xml:space="preserve">= </m:t>
           </m:r>
           <m:f>
             <m:fPr>
@@ -38077,13 +38354,21 @@
         <w:t xml:space="preserve"> </w:t>
       </w:r>
       <w:r>
-        <w:t>С. 45</w:t>
+        <w:t xml:space="preserve">С. </w:t>
+      </w:r>
+      <w:proofErr w:type="gramStart"/>
+      <w:r>
+        <w:t>45</w:t>
       </w:r>
       <w:r>
         <w:t xml:space="preserve">– </w:t>
       </w:r>
       <w:r>
-        <w:t xml:space="preserve">52. </w:t>
+        <w:t>52</w:t>
+      </w:r>
+      <w:proofErr w:type="gramEnd"/>
+      <w:r>
+        <w:t xml:space="preserve">. </w:t>
       </w:r>
       <w:r>
         <w:t>–</w:t>
@@ -50801,6 +51086,7 @@
   <w:style w:type="character" w:default="1" w:styleId="a0">
     <w:name w:val="Default Paragraph Font"/>
     <w:uiPriority w:val="1"/>
+    <w:semiHidden/>
     <w:unhideWhenUsed/>
   </w:style>
   <w:style w:type="table" w:default="1" w:styleId="a1">
